--- a/docx/word/19_轴承寿命预测与故障诊断系统_项目技术论文_zyj.docx
+++ b/docx/word/19_轴承寿命预测与故障诊断系统_项目技术论文_zyj.docx
@@ -177,7 +177,7 @@
         <w:pStyle w:val="FirstParagraph"/>
       </w:pPr>
       <w:r>
-        <w:t xml:space="preserve">本文设计并实现了一个面向课程实践的轴承寿命预测与故障诊断系统。系统以 PHM2012 和 XJTU-SY 为实验对象，建立统一的数据加载、特征工程、模型训练、指标评估和文档交付流程。RUL 主线采用 Hann window、rFFT 频域输入与退化统计特征，复现 CBAM-CNN-LSTM 结构；故障诊断主线采用双通道时频特征与 ResCNN-LSTM 结构，实现健康/故障二分类。实验表明，系统能够在本地环境完成两条主线训练和可视化输出，满足课程工程实践对可运行、可测试、可复查的要求。</w:t>
+        <w:t xml:space="preserve">本文设计并实现了一个面向课程实践的轴承寿命预测与故障诊断系统。系统以 PHM2012 和 XJTU-SY 为实验对象，建立统一的数据加载、特征工程、模型训练和评估输出流程。RUL 主线采用 Hann window、rFFT 频域输入与退化统计特征，复现 CBAM-CNN-LSTM 结构；故障诊断主线采用双通道时频特征与 ResCNN-LSTM 结构，实现健康/故障二分类。实验表明，系统能够在本地环境完成两条主线训练和可视化输出，满足课程工程实践对可运行、可测试、可复查的要求。</w:t>
       </w:r>
     </w:p>
     <w:bookmarkEnd w:id="20"/>

--- a/docx/word/19_轴承寿命预测与故障诊断系统_项目技术论文_zyj.docx
+++ b/docx/word/19_轴承寿命预测与故障诊断系统_项目技术论文_zyj.docx
@@ -2,7 +2,7 @@
 <file path=word/document.xml><?xml version="1.0" encoding="utf-8"?>
 <w:document xmlns:w="http://schemas.openxmlformats.org/wordprocessingml/2006/main" xmlns:m="http://schemas.openxmlformats.org/officeDocument/2006/math" xmlns:r="http://schemas.openxmlformats.org/officeDocument/2006/relationships" xmlns:o="urn:schemas-microsoft-com:office:office" xmlns:v="urn:schemas-microsoft-com:vml" xmlns:w10="urn:schemas-microsoft-com:office:word" xmlns:a="http://schemas.openxmlformats.org/drawingml/2006/main" xmlns:pic="http://schemas.openxmlformats.org/drawingml/2006/picture" xmlns:wp="http://schemas.openxmlformats.org/drawingml/2006/wordprocessingDrawing">
   <w:body>
-    <w:bookmarkStart w:id="28" w:name="轴承寿命预测与故障诊断系统项目技术论文"/>
+    <w:bookmarkStart w:id="30" w:name="轴承寿命预测与故障诊断系统项目技术论文"/>
     <w:p>
       <w:pPr>
         <w:pStyle w:val="Heading1"/>
@@ -177,7 +177,7 @@
         <w:pStyle w:val="FirstParagraph"/>
       </w:pPr>
       <w:r>
-        <w:t xml:space="preserve">本文设计并实现了一个面向课程实践的轴承寿命预测与故障诊断系统。系统以 PHM2012 和 XJTU-SY 为实验对象，建立统一的数据加载、特征工程、模型训练和评估输出流程。RUL 主线采用 Hann window、rFFT 频域输入与退化统计特征，复现 CBAM-CNN-LSTM 结构；故障诊断主线采用双通道时频特征与 ResCNN-LSTM 结构，实现健康/故障二分类。实验表明，系统能够在本地环境完成两条主线训练和可视化输出，满足课程工程实践对可运行、可测试、可复查的要求。</w:t>
+        <w:t xml:space="preserve">本文设计并实现了一个面向课程实践的轴承寿命预测与故障诊断系统。系统以 PHM2012 和 XJTU-SY 为实验对象，建立统一的数据加载、特征工程、模型训练和评估输出流程。RUL 主线采用 Hann window、rFFT 频域输入与退化统计特征，复现 CBAM-CNN-LSTM 结构；故障诊断主线采用双通道时频特征与 ResCNN-LSTM 结构，实现健康/故障二分类。系统补充 tsfresh 特征审计和 sktime baseline 对比，用统一 CLI 运行分析、训练和 benchmark。实验表明，系统能够在本地环境完成两条主线训练和可视化输出，满足课程工程实践对可运行、可测试、可复查的要求。</w:t>
       </w:r>
     </w:p>
     <w:bookmarkEnd w:id="20"/>
@@ -199,7 +199,7 @@
       </w:r>
     </w:p>
     <w:bookmarkEnd w:id="21"/>
-    <w:bookmarkStart w:id="25" w:name="实验结果"/>
+    <w:bookmarkStart w:id="27" w:name="实验结果"/>
     <w:p>
       <w:pPr>
         <w:pStyle w:val="Heading2"/>
@@ -280,7 +280,7 @@
               <w:jc w:val="left"/>
             </w:pPr>
             <w:r>
-              <w:t xml:space="preserve">0.002183</w:t>
+              <w:t xml:space="preserve">0.000098</w:t>
             </w:r>
           </w:p>
         </w:tc>
@@ -315,7 +315,7 @@
               <w:jc w:val="left"/>
             </w:pPr>
             <w:r>
-              <w:t xml:space="preserve">0.040336</w:t>
+              <w:t xml:space="preserve">0.021532</w:t>
             </w:r>
           </w:p>
         </w:tc>
@@ -350,7 +350,7 @@
               <w:jc w:val="left"/>
             </w:pPr>
             <w:r>
-              <w:t xml:space="preserve">0.2008</w:t>
+              <w:t xml:space="preserve">0.1467</w:t>
             </w:r>
           </w:p>
         </w:tc>
@@ -385,7 +385,7 @@
               <w:jc w:val="left"/>
             </w:pPr>
             <w:r>
-              <w:t xml:space="preserve">0.1550</w:t>
+              <w:t xml:space="preserve">0.1050</w:t>
             </w:r>
           </w:p>
         </w:tc>
@@ -420,7 +420,7 @@
               <w:jc w:val="left"/>
             </w:pPr>
             <w:r>
-              <w:t xml:space="preserve">0.9963</w:t>
+              <w:t xml:space="preserve">0.9971</w:t>
             </w:r>
           </w:p>
         </w:tc>
@@ -455,7 +455,42 @@
               <w:jc w:val="left"/>
             </w:pPr>
             <w:r>
-              <w:t xml:space="preserve">0.9949</w:t>
+              <w:t xml:space="preserve">0.9959</w:t>
+            </w:r>
+          </w:p>
+        </w:tc>
+      </w:tr>
+      <w:tr>
+        <w:tc>
+          <w:p>
+            <w:pPr>
+              <w:pStyle w:val="Compact"/>
+              <w:jc w:val="left"/>
+            </w:pPr>
+            <w:r>
+              <w:t xml:space="preserve">XJTU-SY 故障诊断</w:t>
+            </w:r>
+          </w:p>
+        </w:tc>
+        <w:tc>
+          <w:p>
+            <w:pPr>
+              <w:pStyle w:val="Compact"/>
+              <w:jc w:val="left"/>
+            </w:pPr>
+            <w:r>
+              <w:t xml:space="preserve">Fault-F1</w:t>
+            </w:r>
+          </w:p>
+        </w:tc>
+        <w:tc>
+          <w:p>
+            <w:pPr>
+              <w:pStyle w:val="Compact"/>
+              <w:jc w:val="left"/>
+            </w:pPr>
+            <w:r>
+              <w:t xml:space="preserve">0.9938</w:t>
             </w:r>
           </w:p>
         </w:tc>
@@ -468,14 +503,14 @@
       <w:r>
         <w:drawing>
           <wp:inline>
-            <wp:extent cx="5334000" cy="2864237"/>
+            <wp:extent cx="5334000" cy="4953000"/>
             <wp:effectExtent b="0" l="0" r="0" t="0"/>
-            <wp:docPr descr="PHM2012 RUL 指标图" title="" id="1" name="Picture"/>
+            <wp:docPr descr="PHM2012 RUL 预测曲线" title="" id="1" name="Picture"/>
             <a:graphic>
               <a:graphicData uri="http://schemas.openxmlformats.org/drawingml/2006/picture">
                 <pic:pic>
                   <pic:nvPicPr>
-                    <pic:cNvPr descr="../img/phm2012_rul_metrics.png" id="0" name="Picture"/>
+                    <pic:cNvPr descr="../img/phm2012_rul_prediction_curves.png" id="0" name="Picture"/>
                     <pic:cNvPicPr>
                       <a:picLocks noChangeArrowheads="1" noChangeAspect="1"/>
                     </pic:cNvPicPr>
@@ -489,7 +524,7 @@
                   <pic:spPr bwMode="auto">
                     <a:xfrm>
                       <a:off x="0" y="0"/>
-                      <a:ext cx="5334000" cy="2864237"/>
+                      <a:ext cx="5334000" cy="4953000"/>
                     </a:xfrm>
                     <a:prstGeom prst="rect">
                       <a:avLst/>
@@ -513,7 +548,7 @@
         <w:pStyle w:val="ImageCaption"/>
       </w:pPr>
       <w:r>
-        <w:t xml:space="preserve">PHM2012 RUL 指标图</w:t>
+        <w:t xml:space="preserve">PHM2012 RUL 预测曲线</w:t>
       </w:r>
     </w:p>
     <w:p>
@@ -523,7 +558,7 @@
       <w:r>
         <w:drawing>
           <wp:inline>
-            <wp:extent cx="5334000" cy="2799428"/>
+            <wp:extent cx="5334000" cy="3048000"/>
             <wp:effectExtent b="0" l="0" r="0" t="0"/>
             <wp:docPr descr="训练/验证指标图" title="" id="1" name="Picture"/>
             <a:graphic>
@@ -544,7 +579,7 @@
                   <pic:spPr bwMode="auto">
                     <a:xfrm>
                       <a:off x="0" y="0"/>
-                      <a:ext cx="5334000" cy="2799428"/>
+                      <a:ext cx="5334000" cy="3048000"/>
                     </a:xfrm>
                     <a:prstGeom prst="rect">
                       <a:avLst/>
@@ -578,7 +613,7 @@
       <w:r>
         <w:drawing>
           <wp:inline>
-            <wp:extent cx="5334000" cy="3969977"/>
+            <wp:extent cx="4389120" cy="3657600"/>
             <wp:effectExtent b="0" l="0" r="0" t="0"/>
             <wp:docPr descr="XJTU-SY 混淆矩阵热力图" title="" id="1" name="Picture"/>
             <a:graphic>
@@ -599,7 +634,7 @@
                   <pic:spPr bwMode="auto">
                     <a:xfrm>
                       <a:off x="0" y="0"/>
-                      <a:ext cx="5334000" cy="3969977"/>
+                      <a:ext cx="4389120" cy="3657600"/>
                     </a:xfrm>
                     <a:prstGeom prst="rect">
                       <a:avLst/>
@@ -626,8 +661,118 @@
         <w:t xml:space="preserve">XJTU-SY 混淆矩阵热力图</w:t>
       </w:r>
     </w:p>
-    <w:bookmarkEnd w:id="25"/>
-    <w:bookmarkStart w:id="26" w:name="讨论"/>
+    <w:p>
+      <w:pPr>
+        <w:pStyle w:val="CaptionedFigure"/>
+      </w:pPr>
+      <w:r>
+        <w:drawing>
+          <wp:inline>
+            <wp:extent cx="5334000" cy="2800349"/>
+            <wp:effectExtent b="0" l="0" r="0" t="0"/>
+            <wp:docPr descr="RUL Baseline 对比" title="" id="1" name="Picture"/>
+            <a:graphic>
+              <a:graphicData uri="http://schemas.openxmlformats.org/drawingml/2006/picture">
+                <pic:pic>
+                  <pic:nvPicPr>
+                    <pic:cNvPr descr="../img/rul_benchmark.png" id="0" name="Picture"/>
+                    <pic:cNvPicPr>
+                      <a:picLocks noChangeArrowheads="1" noChangeAspect="1"/>
+                    </pic:cNvPicPr>
+                  </pic:nvPicPr>
+                  <pic:blipFill>
+                    <a:blip r:embed="rId25"/>
+                    <a:stretch>
+                      <a:fillRect/>
+                    </a:stretch>
+                  </pic:blipFill>
+                  <pic:spPr bwMode="auto">
+                    <a:xfrm>
+                      <a:off x="0" y="0"/>
+                      <a:ext cx="5334000" cy="2800349"/>
+                    </a:xfrm>
+                    <a:prstGeom prst="rect">
+                      <a:avLst/>
+                    </a:prstGeom>
+                    <a:noFill/>
+                    <a:ln w="9525">
+                      <a:noFill/>
+                      <a:headEnd/>
+                      <a:tailEnd/>
+                    </a:ln>
+                  </pic:spPr>
+                </pic:pic>
+              </a:graphicData>
+            </a:graphic>
+          </wp:inline>
+        </w:drawing>
+      </w:r>
+    </w:p>
+    <w:p>
+      <w:pPr>
+        <w:pStyle w:val="ImageCaption"/>
+      </w:pPr>
+      <w:r>
+        <w:t xml:space="preserve">RUL Baseline 对比</w:t>
+      </w:r>
+    </w:p>
+    <w:p>
+      <w:pPr>
+        <w:pStyle w:val="CaptionedFigure"/>
+      </w:pPr>
+      <w:r>
+        <w:drawing>
+          <wp:inline>
+            <wp:extent cx="5334000" cy="2800349"/>
+            <wp:effectExtent b="0" l="0" r="0" t="0"/>
+            <wp:docPr descr="Fault Baseline 对比" title="" id="1" name="Picture"/>
+            <a:graphic>
+              <a:graphicData uri="http://schemas.openxmlformats.org/drawingml/2006/picture">
+                <pic:pic>
+                  <pic:nvPicPr>
+                    <pic:cNvPr descr="../img/fault_benchmark.png" id="0" name="Picture"/>
+                    <pic:cNvPicPr>
+                      <a:picLocks noChangeArrowheads="1" noChangeAspect="1"/>
+                    </pic:cNvPicPr>
+                  </pic:nvPicPr>
+                  <pic:blipFill>
+                    <a:blip r:embed="rId26"/>
+                    <a:stretch>
+                      <a:fillRect/>
+                    </a:stretch>
+                  </pic:blipFill>
+                  <pic:spPr bwMode="auto">
+                    <a:xfrm>
+                      <a:off x="0" y="0"/>
+                      <a:ext cx="5334000" cy="2800349"/>
+                    </a:xfrm>
+                    <a:prstGeom prst="rect">
+                      <a:avLst/>
+                    </a:prstGeom>
+                    <a:noFill/>
+                    <a:ln w="9525">
+                      <a:noFill/>
+                      <a:headEnd/>
+                      <a:tailEnd/>
+                    </a:ln>
+                  </pic:spPr>
+                </pic:pic>
+              </a:graphicData>
+            </a:graphic>
+          </wp:inline>
+        </w:drawing>
+      </w:r>
+    </w:p>
+    <w:p>
+      <w:pPr>
+        <w:pStyle w:val="ImageCaption"/>
+      </w:pPr>
+      <w:r>
+        <w:t xml:space="preserve">Fault Baseline 对比</w:t>
+      </w:r>
+    </w:p>
+    <w:bookmarkEnd w:id="27"/>
+    <w:bookmarkStart w:id="28" w:name="讨论"/>
     <w:p>
       <w:pPr>
         <w:pStyle w:val="Heading2"/>
@@ -644,8 +789,8 @@
         <w:t xml:space="preserve">RUL 任务比故障诊断更敏感，受数据划分、退化标签、训练 epoch、标准化方式和随机种子影响较大。增强训练降低了整体测试误差，代表性轴承预测曲线能够跟随退化趋势，但部分测试轴承仍存在跨轴承泛化波动。故障诊断任务在二分类设置下较稳定，但若扩展到四类故障类型，还需要重新设计类别均衡和评价指标。</w:t>
       </w:r>
     </w:p>
-    <w:bookmarkEnd w:id="26"/>
-    <w:bookmarkStart w:id="27" w:name="参考文献"/>
+    <w:bookmarkEnd w:id="28"/>
+    <w:bookmarkStart w:id="29" w:name="参考文献"/>
     <w:p>
       <w:pPr>
         <w:pStyle w:val="Heading2"/>
@@ -678,8 +823,8 @@
         <w:t xml:space="preserve">Qiao X., Liow H. Y., Jauw V. L., Lim C. S. A Comparative Study on Deep Learning Methods for Fault Diagnosis and Prognosis of Rolling Element Bearings. 2025.</w:t>
       </w:r>
     </w:p>
-    <w:bookmarkEnd w:id="27"/>
-    <w:bookmarkEnd w:id="28"/>
+    <w:bookmarkEnd w:id="29"/>
+    <w:bookmarkEnd w:id="30"/>
     <w:sectPr/>
   </w:body>
 </w:document>
